--- a/admin/MoM/14) Minute of meeting 26-02-26.docx
+++ b/admin/MoM/14) Minute of meeting 26-02-26.docx
@@ -76,7 +76,19 @@
         <w:t>Date:</w:t>
       </w:r>
       <w:r>
-        <w:t xml:space="preserve"> 27/01/2026</w:t>
+        <w:t xml:space="preserve"> 2</w:t>
+      </w:r>
+      <w:r>
+        <w:t>6</w:t>
+      </w:r>
+      <w:r>
+        <w:t>/0</w:t>
+      </w:r>
+      <w:r>
+        <w:t>2</w:t>
+      </w:r>
+      <w:r>
+        <w:t>/2026</w:t>
       </w:r>
     </w:p>
     <w:p>
@@ -2967,6 +2979,23 @@
 </file>
 
 <file path=customXml/item1.xml><?xml version="1.0" encoding="utf-8"?>
+<p:properties xmlns:p="http://schemas.microsoft.com/office/2006/metadata/properties" xmlns:xsi="http://www.w3.org/2001/XMLSchema-instance" xmlns:pc="http://schemas.microsoft.com/office/infopath/2007/PartnerControls">
+  <documentManagement>
+    <_activity xmlns="6447f358-f8b6-41e5-99d7-46920b58c438" xsi:nil="true"/>
+  </documentManagement>
+</p:properties>
+</file>
+
+<file path=customXml/item2.xml><?xml version="1.0" encoding="utf-8"?>
+<?mso-contentType ?>
+<FormTemplates xmlns="http://schemas.microsoft.com/sharepoint/v3/contenttype/forms">
+  <Display>DocumentLibraryForm</Display>
+  <Edit>DocumentLibraryForm</Edit>
+  <New>DocumentLibraryForm</New>
+</FormTemplates>
+</file>
+
+<file path=customXml/item3.xml><?xml version="1.0" encoding="utf-8"?>
 <ct:contentTypeSchema xmlns:ct="http://schemas.microsoft.com/office/2006/metadata/contentType" xmlns:ma="http://schemas.microsoft.com/office/2006/metadata/properties/metaAttributes" ct:_="" ma:_="" ma:contentTypeName="Document" ma:contentTypeID="0x010100080C5D4634D3C44083514539A411DBE0" ma:contentTypeVersion="12" ma:contentTypeDescription="Create a new document." ma:contentTypeScope="" ma:versionID="199d3e032df36a2d6fd584b4835fe8ba">
   <xsd:schema xmlns:xsd="http://www.w3.org/2001/XMLSchema" xmlns:xs="http://www.w3.org/2001/XMLSchema" xmlns:p="http://schemas.microsoft.com/office/2006/metadata/properties" xmlns:ns3="6447f358-f8b6-41e5-99d7-46920b58c438" targetNamespace="http://schemas.microsoft.com/office/2006/metadata/properties" ma:root="true" ma:fieldsID="a702fd952fbe7475121645de803ac8b9" ns3:_="">
     <xsd:import namespace="6447f358-f8b6-41e5-99d7-46920b58c438"/>
@@ -3160,24 +3189,25 @@
 </ct:contentTypeSchema>
 </file>
 
-<file path=customXml/item2.xml><?xml version="1.0" encoding="utf-8"?>
-<?mso-contentType ?>
-<FormTemplates xmlns="http://schemas.microsoft.com/sharepoint/v3/contenttype/forms">
-  <Display>DocumentLibraryForm</Display>
-  <Edit>DocumentLibraryForm</Edit>
-  <New>DocumentLibraryForm</New>
-</FormTemplates>
+<file path=customXml/itemProps1.xml><?xml version="1.0" encoding="utf-8"?>
+<ds:datastoreItem xmlns:ds="http://schemas.openxmlformats.org/officeDocument/2006/customXml" ds:itemID="{9009C931-E4D1-4130-A943-2A3C1C7558CD}">
+  <ds:schemaRefs>
+    <ds:schemaRef ds:uri="http://schemas.microsoft.com/office/2006/metadata/properties"/>
+    <ds:schemaRef ds:uri="http://schemas.microsoft.com/office/infopath/2007/PartnerControls"/>
+    <ds:schemaRef ds:uri="6447f358-f8b6-41e5-99d7-46920b58c438"/>
+  </ds:schemaRefs>
+</ds:datastoreItem>
 </file>
 
-<file path=customXml/item3.xml><?xml version="1.0" encoding="utf-8"?>
-<p:properties xmlns:p="http://schemas.microsoft.com/office/2006/metadata/properties" xmlns:xsi="http://www.w3.org/2001/XMLSchema-instance" xmlns:pc="http://schemas.microsoft.com/office/infopath/2007/PartnerControls">
-  <documentManagement>
-    <_activity xmlns="6447f358-f8b6-41e5-99d7-46920b58c438" xsi:nil="true"/>
-  </documentManagement>
-</p:properties>
+<file path=customXml/itemProps2.xml><?xml version="1.0" encoding="utf-8"?>
+<ds:datastoreItem xmlns:ds="http://schemas.openxmlformats.org/officeDocument/2006/customXml" ds:itemID="{4547F04E-83FA-4FA7-87D1-7F33AFD5C4FA}">
+  <ds:schemaRefs>
+    <ds:schemaRef ds:uri="http://schemas.microsoft.com/sharepoint/v3/contenttype/forms"/>
+  </ds:schemaRefs>
+</ds:datastoreItem>
 </file>
 
-<file path=customXml/itemProps1.xml><?xml version="1.0" encoding="utf-8"?>
+<file path=customXml/itemProps3.xml><?xml version="1.0" encoding="utf-8"?>
 <ds:datastoreItem xmlns:ds="http://schemas.openxmlformats.org/officeDocument/2006/customXml" ds:itemID="{DCEE9B11-9C9B-4A7C-BDB5-DB624B97364F}">
   <ds:schemaRefs>
     <ds:schemaRef ds:uri="http://schemas.microsoft.com/office/2006/metadata/contentType"/>
@@ -3193,22 +3223,4 @@
     <ds:schemaRef ds:uri="http://schemas.microsoft.com/internal/obd"/>
   </ds:schemaRefs>
 </ds:datastoreItem>
-</file>
-
-<file path=customXml/itemProps2.xml><?xml version="1.0" encoding="utf-8"?>
-<ds:datastoreItem xmlns:ds="http://schemas.openxmlformats.org/officeDocument/2006/customXml" ds:itemID="{4547F04E-83FA-4FA7-87D1-7F33AFD5C4FA}">
-  <ds:schemaRefs>
-    <ds:schemaRef ds:uri="http://schemas.microsoft.com/sharepoint/v3/contenttype/forms"/>
-  </ds:schemaRefs>
-</ds:datastoreItem>
-</file>
-
-<file path=customXml/itemProps3.xml><?xml version="1.0" encoding="utf-8"?>
-<ds:datastoreItem xmlns:ds="http://schemas.openxmlformats.org/officeDocument/2006/customXml" ds:itemID="{9009C931-E4D1-4130-A943-2A3C1C7558CD}">
-  <ds:schemaRefs>
-    <ds:schemaRef ds:uri="http://schemas.microsoft.com/office/2006/metadata/properties"/>
-    <ds:schemaRef ds:uri="http://schemas.microsoft.com/office/infopath/2007/PartnerControls"/>
-    <ds:schemaRef ds:uri="6447f358-f8b6-41e5-99d7-46920b58c438"/>
-  </ds:schemaRefs>
-</ds:datastoreItem>
 </file>